--- a/ManageFiles/26SP_Preliminary_Outline.docx
+++ b/ManageFiles/26SP_Preliminary_Outline.docx
@@ -12,11 +12,9 @@
           <w:b/>
           <w:sz w:val="36"/>
         </w:rPr>
-        <w:t>Environmental Fingerprint × Machine Learning</w:t>
+        <w:t>北京市平谷区冬小麦-夏玉米轮作体系</w:t>
         <w:br/>
-        <w:t>Breeding Model for Winter Wheat–Summer Maize</w:t>
-        <w:br/>
-        <w:t>Rotation System in Pinggu District, Beijing</w:t>
+        <w:t>环境指纹×机器学习育种模型</w:t>
       </w:r>
     </w:p>
     <w:p>
@@ -28,7 +26,7 @@
           <w:color w:val="646464"/>
           <w:sz w:val="24"/>
         </w:rPr>
-        <w:t>Preliminary Outline — For Advisor &amp; Coworker Review</w:t>
+        <w:t>前期研究纲要 — 供导师审阅与coworker入组参考</w:t>
       </w:r>
     </w:p>
     <w:p>
@@ -41,7 +39,7 @@
           <w:color w:val="828282"/>
           <w:sz w:val="22"/>
         </w:rPr>
-        <w:t>PENG Yucheng | July 28, 2026</w:t>
+        <w:t>彭宇程  2026年7月28日</w:t>
       </w:r>
     </w:p>
     <w:p>
@@ -57,7 +55,7 @@
           <w:b/>
           <w:sz w:val="32"/>
         </w:rPr>
-        <w:t>1 Project Overview</w:t>
+        <w:t>一、项目概述</w:t>
       </w:r>
     </w:p>
     <w:p>
@@ -70,7 +68,7 @@
           <w:rFonts w:ascii="宋体" w:hAnsi="宋体" w:eastAsia="宋体"/>
           <w:sz w:val="24"/>
         </w:rPr>
-        <w:t>This project develops a machine learning framework that integrates environmental fingerprints—comprehensive gridded climate, soil, and topographic variables—with multi-variety crop traits and management scenarios to predict yield and optimize agronomic practices. The study area is Pinggu District, Beijing (234 grids at 1 km resolution), operating under a winter wheat–summer maize double-cropping rotation system.</w:t>
+        <w:t>本项目构建了一套机器学习框架，将环境指纹（涵盖气候、土壤、地形的全维度栅格变量）与多品种作物性状和管理情景相结合，实现产量预测与农艺措施优化。研究区域为北京市平谷区（234个1 km网格），作物体系为冬小麦-夏玉米一年两熟轮作。</w:t>
       </w:r>
     </w:p>
     <w:p>
@@ -83,7 +81,7 @@
           <w:rFonts w:ascii="宋体" w:hAnsi="宋体" w:eastAsia="宋体"/>
           <w:sz w:val="24"/>
         </w:rPr>
-        <w:t>The core innovation lies in moving beyond traditional site-specific or single-factor analysis to a spatially explicit, multi-dimensional approach: environmental fingerprints capture the full spectrum of biophysical conditions at each grid cell, while machine learning models (XGBoost, Random Forest, Quantile Random Forest) decode the complex genotype × environment × management (G×E×M) interactions. Model interpretation via SHAP (SHapley Additive exPlanations) values, combined with Bootstrap confidence intervals, provides both mechanistic insight and uncertainty quantification.</w:t>
+        <w:t>核心创新在于从传统单点或单因子分析迈向空间显式、多维度的研究范式：环境指纹捕获每个网格的全谱生物物理条件，机器学习模型（XGBoost、随机森林、分位数随机森林）解析复杂的基因型×环境×管理（G×E×M）互作效应。模型解释借助SHAP值（Shapley加法解释）配合Bootstrap置信区间，同时提供机制洞察与不确定性量化。</w:t>
       </w:r>
     </w:p>
     <w:p>
@@ -99,7 +97,7 @@
           <w:b/>
           <w:sz w:val="32"/>
         </w:rPr>
-        <w:t>2 Research Background &amp; Knowledge Gap</w:t>
+        <w:t>二、研究背景与知识缺口</w:t>
       </w:r>
     </w:p>
     <w:p>
@@ -112,7 +110,7 @@
           <w:rFonts w:ascii="宋体" w:hAnsi="宋体" w:eastAsia="宋体"/>
           <w:sz w:val="24"/>
         </w:rPr>
-        <w:t>Crop yield prediction has traditionally relied on process-based models (e.g., APSIM, DSSAT) that require extensive parameterization, or statistical models that lack spatial transferability. Recent advances in machine learning offer an alternative: data-driven models can capture non-linear G×E×M interactions without explicit physiological equations. However, three critical gaps remain:</w:t>
+        <w:t>作物产量预测长期依赖过程模型（如APSIM、DSSAT），这些模型参数化工作量大，且区域外推能力有限。机器学习提供了新路径：数据驱动的模型无需显式的生理方程即可捕获非线性G×E×M关系。但当前研究存在三个关键缺口：</w:t>
       </w:r>
     </w:p>
     <w:p>
@@ -125,7 +123,7 @@
           <w:rFonts w:ascii="宋体" w:hAnsi="宋体" w:eastAsia="宋体"/>
           <w:sz w:val="24"/>
         </w:rPr>
-        <w:t>Environmental representation: Most ML-based yield studies use a handful of climate variables (e.g., seasonal mean temperature and precipitation), losing information on extremes, seasonality, and soil constraints.</w:t>
+        <w:t>环境表征不足：多数ML产量研究仅使用少数气候变量（如生长季均值温度、降水），丢失了极端事件、季节性信息和土壤约束信号。</w:t>
       </w:r>
     </w:p>
     <w:p>
@@ -138,7 +136,7 @@
           <w:rFonts w:ascii="宋体" w:hAnsi="宋体" w:eastAsia="宋体"/>
           <w:sz w:val="24"/>
         </w:rPr>
-        <w:t>Uncertainty quantification: Point predictions dominate the literature; prediction intervals and spatial uncertainty maps are rare.</w:t>
+        <w:t>不确定性量化缺失：文献以点预测为主，鲜有报道预测区间与空间不确定性分布图。</w:t>
       </w:r>
     </w:p>
     <w:p>
@@ -151,7 +149,7 @@
           <w:rFonts w:ascii="宋体" w:hAnsi="宋体" w:eastAsia="宋体"/>
           <w:sz w:val="24"/>
         </w:rPr>
-        <w:t>Management optimization under environmental constraints: Existing optimization studies (e.g., Xiao et al. 2024, Nature Food) use aggregated regional data; grid-level, multi-objective optimization coupling environmental fingerprints with ML is unexplored.</w:t>
+        <w:t>环境约束下的管理优化空白：现有优化研究（如Xiao et al. 2024, Nature Food）使用区域聚合数据，尚未探索网格级、耦合环境指纹的多目标优化。</w:t>
       </w:r>
     </w:p>
     <w:p>
@@ -164,7 +162,7 @@
           <w:rFonts w:ascii="宋体" w:hAnsi="宋体" w:eastAsia="宋体"/>
           <w:sz w:val="24"/>
         </w:rPr>
-        <w:t>This project addresses all three gaps simultaneously.</w:t>
+        <w:t>本研究同时针对以上三个缺口展开。</w:t>
       </w:r>
     </w:p>
     <w:p>
@@ -180,7 +178,7 @@
           <w:b/>
           <w:sz w:val="32"/>
         </w:rPr>
-        <w:t>3 Study Area &amp; Cropping System</w:t>
+        <w:t>三、研究区域与轮作体系</w:t>
       </w:r>
     </w:p>
     <w:tbl>
@@ -218,7 +216,7 @@
                 <w:color w:val="FFFFFF"/>
                 <w:sz w:val="18"/>
               </w:rPr>
-              <w:t>Parameter</w:t>
+              <w:t>参数</w:t>
             </w:r>
           </w:p>
         </w:tc>
@@ -238,7 +236,7 @@
                 <w:color w:val="FFFFFF"/>
                 <w:sz w:val="18"/>
               </w:rPr>
-              <w:t>Value</w:t>
+              <w:t>内容</w:t>
             </w:r>
           </w:p>
         </w:tc>
@@ -258,7 +256,7 @@
                 <w:b w:val="0"/>
                 <w:sz w:val="18"/>
               </w:rPr>
-              <w:t>Location</w:t>
+              <w:t>研究区域</w:t>
             </w:r>
           </w:p>
         </w:tc>
@@ -276,7 +274,7 @@
                 <w:b w:val="0"/>
                 <w:sz w:val="18"/>
               </w:rPr>
-              <w:t>Pinggu District, Beijing (117.1°E, 40.1°N)</w:t>
+              <w:t>北京市平谷区（117.1°E, 40.1°N）</w:t>
             </w:r>
           </w:p>
         </w:tc>
@@ -297,7 +295,7 @@
                 <w:b w:val="0"/>
                 <w:sz w:val="18"/>
               </w:rPr>
-              <w:t>Grid resolution</w:t>
+              <w:t>网格分辨率</w:t>
             </w:r>
           </w:p>
         </w:tc>
@@ -316,7 +314,7 @@
                 <w:b w:val="0"/>
                 <w:sz w:val="18"/>
               </w:rPr>
-              <w:t>1 km × 1 km (234 grid cells)</w:t>
+              <w:t>1 km × 1 km，共234个网格</w:t>
             </w:r>
           </w:p>
         </w:tc>
@@ -336,7 +334,7 @@
                 <w:b w:val="0"/>
                 <w:sz w:val="18"/>
               </w:rPr>
-              <w:t>Cropping system</w:t>
+              <w:t>轮作体系</w:t>
             </w:r>
           </w:p>
         </w:tc>
@@ -354,7 +352,7 @@
                 <w:b w:val="0"/>
                 <w:sz w:val="18"/>
               </w:rPr>
-              <w:t>Winter wheat (Oct–Jun) – Summer maize (Jun–Oct) rotation</w:t>
+              <w:t>冬小麦（10月-次年6月）-夏玉米（6月-10月）一年两熟</w:t>
             </w:r>
           </w:p>
         </w:tc>
@@ -375,7 +373,7 @@
                 <w:b w:val="0"/>
                 <w:sz w:val="18"/>
               </w:rPr>
-              <w:t>Climate</w:t>
+              <w:t>气候特征</w:t>
             </w:r>
           </w:p>
         </w:tc>
@@ -394,7 +392,7 @@
                 <w:b w:val="0"/>
                 <w:sz w:val="18"/>
               </w:rPr>
-              <w:t>Temperate monsoon; annual T 11–12°C; annual P 600–650 mm</w:t>
+              <w:t>暖温带季风气候；年均温11-12°C；年降水600-650 mm</w:t>
             </w:r>
           </w:p>
         </w:tc>
@@ -414,7 +412,7 @@
                 <w:b w:val="0"/>
                 <w:sz w:val="18"/>
               </w:rPr>
-              <w:t>Wheat varieties</w:t>
+              <w:t>冬小麦品种</w:t>
             </w:r>
           </w:p>
         </w:tc>
@@ -432,7 +430,7 @@
                 <w:b w:val="0"/>
                 <w:sz w:val="18"/>
               </w:rPr>
-              <w:t>8 varieties (Jingdong 8/12/17/22, Zhongmai 175/1062, Lunxuan 987/169)</w:t>
+              <w:t>8个品种（京冬8号/12号/17号/22号，中麦175/1062，轮选987/169）</w:t>
             </w:r>
           </w:p>
         </w:tc>
@@ -453,7 +451,7 @@
                 <w:b w:val="0"/>
                 <w:sz w:val="18"/>
               </w:rPr>
-              <w:t>Maize varieties</w:t>
+              <w:t>夏玉米品种</w:t>
             </w:r>
           </w:p>
         </w:tc>
@@ -472,7 +470,7 @@
                 <w:b w:val="0"/>
                 <w:sz w:val="18"/>
               </w:rPr>
-              <w:t>8 varieties (literature-extracted summer maize cultivars)</w:t>
+              <w:t>8个品种（文献和审定公告已提取）</w:t>
             </w:r>
           </w:p>
         </w:tc>
@@ -492,7 +490,7 @@
                 <w:b w:val="0"/>
                 <w:sz w:val="18"/>
               </w:rPr>
-              <w:t>Management data</w:t>
+              <w:t>管理数据</w:t>
             </w:r>
           </w:p>
         </w:tc>
@@ -510,7 +508,7 @@
                 <w:b w:val="0"/>
                 <w:sz w:val="18"/>
               </w:rPr>
-              <w:t>Self-designed 14 scenarios + Xiao et al. (2024) public dataset (CC BY 4.0)</w:t>
+              <w:t>自主设计14情景 + Xiao et al.(2024) 公开数据集（CC BY 4.0）</w:t>
             </w:r>
           </w:p>
         </w:tc>
@@ -530,7 +528,7 @@
           <w:b/>
           <w:sz w:val="32"/>
         </w:rPr>
-        <w:t>4 Data Inventory</w:t>
+        <w:t>四、数据清单</w:t>
       </w:r>
     </w:p>
     <w:p>
@@ -543,7 +541,7 @@
           <w:b/>
           <w:sz w:val="26"/>
         </w:rPr>
-        <w:t>4.1 Environmental Fingerprint Matrix</w:t>
+        <w:t>4.1 环境指纹矩阵</w:t>
       </w:r>
     </w:p>
     <w:p>
@@ -556,7 +554,7 @@
           <w:rFonts w:ascii="宋体" w:hAnsi="宋体" w:eastAsia="宋体"/>
           <w:sz w:val="24"/>
         </w:rPr>
-        <w:t>The core dataset is a 234 × 73 matrix, where each row is a 1-km grid cell and each column is an environmental variable. All data have been extracted, quality-controlled, and compiled into a single CSV (Outputs/pinggu_environmental_data.csv). Missing data rate: 0.3% (3 terrain-derived variables at edge grids). Modelable variables: 71/73 (97%).</w:t>
+        <w:t>核心数据为234×73矩阵（Outputs/pinggu_environmental_data.csv），每行代表1个1 km网格，每列代表1个环境变量。数据缺失率0.3%（仅地形衍生变量3列边缘网格），可建模变量71/73（97%）。</w:t>
       </w:r>
     </w:p>
     <w:tbl>
@@ -597,7 +595,7 @@
                 <w:color w:val="FFFFFF"/>
                 <w:sz w:val="18"/>
               </w:rPr>
-              <w:t>Category</w:t>
+              <w:t>类别</w:t>
             </w:r>
           </w:p>
         </w:tc>
@@ -617,7 +615,7 @@
                 <w:color w:val="FFFFFF"/>
                 <w:sz w:val="18"/>
               </w:rPr>
-              <w:t>Source</w:t>
+              <w:t>数据源</w:t>
             </w:r>
           </w:p>
         </w:tc>
@@ -637,7 +635,7 @@
                 <w:color w:val="FFFFFF"/>
                 <w:sz w:val="18"/>
               </w:rPr>
-              <w:t>Variables</w:t>
+              <w:t>变量数</w:t>
             </w:r>
           </w:p>
         </w:tc>
@@ -657,7 +655,7 @@
                 <w:color w:val="FFFFFF"/>
                 <w:sz w:val="18"/>
               </w:rPr>
-              <w:t>Resolution</w:t>
+              <w:t>分辨率</w:t>
             </w:r>
           </w:p>
         </w:tc>
@@ -677,7 +675,7 @@
                 <w:color w:val="FFFFFF"/>
                 <w:sz w:val="18"/>
               </w:rPr>
-              <w:t>Status</w:t>
+              <w:t>状态</w:t>
             </w:r>
           </w:p>
         </w:tc>
@@ -697,7 +695,7 @@
                 <w:b w:val="0"/>
                 <w:sz w:val="18"/>
               </w:rPr>
-              <w:t>Bioclimatic</w:t>
+              <w:t>生物气候变量</w:t>
             </w:r>
           </w:p>
         </w:tc>
@@ -733,7 +731,7 @@
                 <w:b w:val="0"/>
                 <w:sz w:val="18"/>
               </w:rPr>
-              <w:t>19 (bio1–bio19)</w:t>
+              <w:t>19（bio1-bio19）</w:t>
             </w:r>
           </w:p>
         </w:tc>
@@ -769,7 +767,7 @@
                 <w:b w:val="0"/>
                 <w:sz w:val="18"/>
               </w:rPr>
-              <w:t>Ready</w:t>
+              <w:t>已就绪</w:t>
             </w:r>
           </w:p>
         </w:tc>
@@ -790,7 +788,7 @@
                 <w:b w:val="0"/>
                 <w:sz w:val="18"/>
               </w:rPr>
-              <w:t>Monthly temperature</w:t>
+              <w:t>逐月平均温度</w:t>
             </w:r>
           </w:p>
         </w:tc>
@@ -828,7 +826,7 @@
                 <w:b w:val="0"/>
                 <w:sz w:val="18"/>
               </w:rPr>
-              <w:t>12 (tavg 01–12)</w:t>
+              <w:t>12（tavg 01-12）</w:t>
             </w:r>
           </w:p>
         </w:tc>
@@ -866,7 +864,7 @@
                 <w:b w:val="0"/>
                 <w:sz w:val="18"/>
               </w:rPr>
-              <w:t>Ready</w:t>
+              <w:t>已就绪</w:t>
             </w:r>
           </w:p>
         </w:tc>
@@ -886,7 +884,7 @@
                 <w:b w:val="0"/>
                 <w:sz w:val="18"/>
               </w:rPr>
-              <w:t>Monthly precipitation</w:t>
+              <w:t>逐月降水量</w:t>
             </w:r>
           </w:p>
         </w:tc>
@@ -922,7 +920,7 @@
                 <w:b w:val="0"/>
                 <w:sz w:val="18"/>
               </w:rPr>
-              <w:t>12 (prec 01–12)</w:t>
+              <w:t>12（prec 01-12）</w:t>
             </w:r>
           </w:p>
         </w:tc>
@@ -958,7 +956,7 @@
                 <w:b w:val="0"/>
                 <w:sz w:val="18"/>
               </w:rPr>
-              <w:t>Ready</w:t>
+              <w:t>已就绪</w:t>
             </w:r>
           </w:p>
         </w:tc>
@@ -979,7 +977,7 @@
                 <w:b w:val="0"/>
                 <w:sz w:val="18"/>
               </w:rPr>
-              <w:t>Soil properties</w:t>
+              <w:t>土壤属性</w:t>
             </w:r>
           </w:p>
         </w:tc>
@@ -1017,7 +1015,7 @@
                 <w:b w:val="0"/>
                 <w:sz w:val="18"/>
               </w:rPr>
-              <w:t>8 (sand/silt/clay/SOC/N/pH/BD/CEC, 0–5 cm)</w:t>
+              <w:t>8（砂/粉/黏/有机碳/全氮/pH/容重/阳离子交换量，0-5cm）</w:t>
             </w:r>
           </w:p>
         </w:tc>
@@ -1036,7 +1034,7 @@
                 <w:b w:val="0"/>
                 <w:sz w:val="18"/>
               </w:rPr>
-              <w:t>250 m → 5 km</w:t>
+              <w:t>250 m→5 km</w:t>
             </w:r>
           </w:p>
         </w:tc>
@@ -1055,7 +1053,7 @@
                 <w:b w:val="0"/>
                 <w:sz w:val="18"/>
               </w:rPr>
-              <w:t>Ready</w:t>
+              <w:t>已就绪</w:t>
             </w:r>
           </w:p>
         </w:tc>
@@ -1075,7 +1073,7 @@
                 <w:b w:val="0"/>
                 <w:sz w:val="18"/>
               </w:rPr>
-              <w:t>Topography</w:t>
+              <w:t>地形</w:t>
             </w:r>
           </w:p>
         </w:tc>
@@ -1111,7 +1109,7 @@
                 <w:b w:val="0"/>
                 <w:sz w:val="18"/>
               </w:rPr>
-              <w:t>3 (elevation, slope, aspect)</w:t>
+              <w:t>3（海拔、坡度、坡向）</w:t>
             </w:r>
           </w:p>
         </w:tc>
@@ -1147,7 +1145,7 @@
                 <w:b w:val="0"/>
                 <w:sz w:val="18"/>
               </w:rPr>
-              <w:t>Ready</w:t>
+              <w:t>已就绪</w:t>
             </w:r>
           </w:p>
         </w:tc>
@@ -1168,7 +1166,7 @@
                 <w:b w:val="0"/>
                 <w:sz w:val="18"/>
               </w:rPr>
-              <w:t>Growing degree days</w:t>
+              <w:t>生长度日</w:t>
             </w:r>
           </w:p>
         </w:tc>
@@ -1187,7 +1185,7 @@
                 <w:b w:val="0"/>
                 <w:sz w:val="18"/>
               </w:rPr>
-              <w:t>Derived</w:t>
+              <w:t>派生计算</w:t>
             </w:r>
           </w:p>
         </w:tc>
@@ -1206,7 +1204,7 @@
                 <w:b w:val="0"/>
                 <w:sz w:val="18"/>
               </w:rPr>
-              <w:t>6 (GDD0/5/10/15/20/25)</w:t>
+              <w:t>6（GDD0/5/10/15/20/25）</w:t>
             </w:r>
           </w:p>
         </w:tc>
@@ -1244,7 +1242,7 @@
                 <w:b w:val="0"/>
                 <w:sz w:val="18"/>
               </w:rPr>
-              <w:t>Regenerated from tavg</w:t>
+              <w:t>从tavg重新生成</w:t>
             </w:r>
           </w:p>
         </w:tc>
@@ -1264,7 +1262,7 @@
                 <w:b w:val="0"/>
                 <w:sz w:val="18"/>
               </w:rPr>
-              <w:t>Soil water constants</w:t>
+              <w:t>土壤水分常数</w:t>
             </w:r>
           </w:p>
         </w:tc>
@@ -1282,7 +1280,7 @@
                 <w:b w:val="0"/>
                 <w:sz w:val="18"/>
               </w:rPr>
-              <w:t>Derived</w:t>
+              <w:t>派生计算</w:t>
             </w:r>
           </w:p>
         </w:tc>
@@ -1300,7 +1298,7 @@
                 <w:b w:val="0"/>
                 <w:sz w:val="18"/>
               </w:rPr>
-              <w:t>3 (SAT, DUL, LL15)</w:t>
+              <w:t>3（SAT、DUL、LL15）</w:t>
             </w:r>
           </w:p>
         </w:tc>
@@ -1336,7 +1334,7 @@
                 <w:b w:val="0"/>
                 <w:sz w:val="18"/>
               </w:rPr>
-              <w:t>Regenerated from SoilGrids</w:t>
+              <w:t>从SoilGrids重新生成</w:t>
             </w:r>
           </w:p>
         </w:tc>
@@ -1357,7 +1355,7 @@
                 <w:b w:val="0"/>
                 <w:sz w:val="18"/>
               </w:rPr>
-              <w:t>Variety traits</w:t>
+              <w:t>品种性状</w:t>
             </w:r>
           </w:p>
         </w:tc>
@@ -1376,7 +1374,7 @@
                 <w:b w:val="0"/>
                 <w:sz w:val="18"/>
               </w:rPr>
-              <w:t>Literature + approval docs</w:t>
+              <w:t>文献+审定公告提取</w:t>
             </w:r>
           </w:p>
         </w:tc>
@@ -1395,7 +1393,7 @@
                 <w:b w:val="0"/>
                 <w:sz w:val="18"/>
               </w:rPr>
-              <w:t>8 wheat × 8 traits; 8 maize × 9 traits</w:t>
+              <w:t>8小麦×8性状；8玉米×9性状</w:t>
             </w:r>
           </w:p>
         </w:tc>
@@ -1414,7 +1412,7 @@
                 <w:b w:val="0"/>
                 <w:sz w:val="18"/>
               </w:rPr>
-              <w:t>Variety-level</w:t>
+              <w:t>品种级</w:t>
             </w:r>
           </w:p>
         </w:tc>
@@ -1433,7 +1431,7 @@
                 <w:b w:val="0"/>
                 <w:sz w:val="18"/>
               </w:rPr>
-              <w:t>Ready</w:t>
+              <w:t>已就绪</w:t>
             </w:r>
           </w:p>
         </w:tc>
@@ -1453,7 +1451,7 @@
                 <w:b w:val="0"/>
                 <w:sz w:val="18"/>
               </w:rPr>
-              <w:t>Management scenarios</w:t>
+              <w:t>管理情景（自主）</w:t>
             </w:r>
           </w:p>
         </w:tc>
@@ -1471,7 +1469,7 @@
                 <w:b w:val="0"/>
                 <w:sz w:val="18"/>
               </w:rPr>
-              <w:t>Self-designed</w:t>
+              <w:t>自主设计</w:t>
             </w:r>
           </w:p>
         </w:tc>
@@ -1489,7 +1487,7 @@
                 <w:b w:val="0"/>
                 <w:sz w:val="18"/>
               </w:rPr>
-              <w:t>14 scenarios (N × Irrigation × Density)</w:t>
+              <w:t>14情景（N×灌溉×密度）</w:t>
             </w:r>
           </w:p>
         </w:tc>
@@ -1507,7 +1505,7 @@
                 <w:b w:val="0"/>
                 <w:sz w:val="18"/>
               </w:rPr>
-              <w:t>Grid-level</w:t>
+              <w:t>网格级</w:t>
             </w:r>
           </w:p>
         </w:tc>
@@ -1525,7 +1523,7 @@
                 <w:b w:val="0"/>
                 <w:sz w:val="18"/>
               </w:rPr>
-              <w:t>Ready</w:t>
+              <w:t>已就绪</w:t>
             </w:r>
           </w:p>
         </w:tc>
@@ -1546,7 +1544,7 @@
                 <w:b w:val="0"/>
                 <w:sz w:val="18"/>
               </w:rPr>
-              <w:t>Management – external</w:t>
+              <w:t>管理数据（外部）</w:t>
             </w:r>
           </w:p>
         </w:tc>
@@ -1565,7 +1563,7 @@
                 <w:b w:val="0"/>
                 <w:sz w:val="18"/>
               </w:rPr>
-              <w:t>Xiao et al. (2024) Figshare</w:t>
+              <w:t>Xiao et al.(2024) Figshare</w:t>
             </w:r>
           </w:p>
         </w:tc>
@@ -1584,7 +1582,7 @@
                 <w:b w:val="0"/>
                 <w:sz w:val="18"/>
               </w:rPr>
-              <w:t>4 files (N, irrigation, yield; baseline + SSPs)</w:t>
+              <w:t>4文件（施氮、灌溉、产量；基准期+SSP情景）</w:t>
             </w:r>
           </w:p>
         </w:tc>
@@ -1622,7 +1620,7 @@
                 <w:b w:val="0"/>
                 <w:sz w:val="18"/>
               </w:rPr>
-              <w:t>Ready (CC BY 4.0)</w:t>
+              <w:t>已就绪（CC BY 4.0）</w:t>
             </w:r>
           </w:p>
         </w:tc>
@@ -1639,7 +1637,7 @@
           <w:b/>
           <w:sz w:val="26"/>
         </w:rPr>
-        <w:t>4.2 Management Data: Two Complementary Sources</w:t>
+        <w:t>4.2 管理数据：互补双来源</w:t>
       </w:r>
     </w:p>
     <w:p>
@@ -1652,7 +1650,7 @@
           <w:rFonts w:ascii="宋体" w:hAnsi="宋体" w:eastAsia="宋体"/>
           <w:sz w:val="24"/>
         </w:rPr>
-        <w:t>Source 1 (Self-designed): 14 management scenarios combining N fertilization (0/150/300 kg ha⁻¹), irrigation (0/200/400 mm), and sowing density adjustments, applied to all 234 grids via management_grid_default.csv. Designed following Chen et al. (2014) Nature and Bai et al. (2024) Nature Food 5:148–159.</w:t>
+        <w:t>来源一（自主设计）：14个管理情景，组合施氮量（0/150/300 kg ha⁻¹）、灌水量（0/200/400 mm）和播期密度变化，通过management_grid_default.csv应用于全部234网格。设计参考Chen et al.(2014) Nature及Bai et al.(2024) Nature Food 5:148-159。</w:t>
       </w:r>
     </w:p>
     <w:p>
@@ -1665,7 +1663,7 @@
           <w:rFonts w:ascii="宋体" w:hAnsi="宋体" w:eastAsia="宋体"/>
           <w:sz w:val="24"/>
         </w:rPr>
-        <w:t>Source 2 (Public): Xiao et al. (2024) "Spatiotemporal co-optimization of agricultural management practices" (Nature Food 5:59–71). Dataset downloaded from Figshare (DOI: 10.6084/m9.figshare.24471919.v5, CC BY 4.0 license). Contains optimized N fertilizer, irrigation, and yield maps for wheat and maize across three time periods (baseline, 2030s, 2060s) under SSP2-4.5 and SSP5-8.5. Four key files downloaded (61 MB total); primary data file Allregions.rds (57.3 MB) requires R-to-CSV conversion.</w:t>
+        <w:t>来源二（公开数据）：Xiao et al.(2024)"Spatiotemporal co-optimization of agricultural management practices"（Nature Food 5:59-71）。数据集从Figshare下载（DOI: 10.6084/m9.figshare.24471919.v5，CC BY 4.0许可）。包含小麦和玉米的优化施氮量、灌溉量和产量图，覆盖三个时段（基准期、2030s、2060s），分SSP2-4.5和SSP5-8.5两种情景。已下载4个关键文件（共61 MB）；主数据文件Allregions.rds（57.3 MB）需用R语言转CSV。</w:t>
       </w:r>
     </w:p>
     <w:p>
@@ -1681,7 +1679,7 @@
           <w:b/>
           <w:sz w:val="32"/>
         </w:rPr>
-        <w:t>5 Analytical Methods Pipeline</w:t>
+        <w:t>五、分析方法管线</w:t>
       </w:r>
     </w:p>
     <w:p>
@@ -1694,7 +1692,7 @@
           <w:b/>
           <w:sz w:val="26"/>
         </w:rPr>
-        <w:t>5.1 Feature Engineering (Stage R1 + Auditor S1)</w:t>
+        <w:t>5.1 特征工程（R1阶段 + S1审计）</w:t>
       </w:r>
     </w:p>
     <w:p>
@@ -1707,7 +1705,7 @@
           <w:rFonts w:ascii="宋体" w:hAnsi="宋体" w:eastAsia="宋体"/>
           <w:sz w:val="24"/>
         </w:rPr>
-        <w:t>The 73-variable environmental fingerprint matrix will undergo systematic feature engineering in five steps: (1) data cleaning (outlier handling, imputation), (2) feature construction (interaction terms, vegetation indices if available), (3) dimensionality assessment (PCA, variance inflation factor), (4) feature selection (Boruta, recursive feature elimination with SHAP), and (5) sensitivity analysis (one-at-a-time perturbation).</w:t>
+        <w:t>73变量环境指纹矩阵将按五步流程进行系统特征工程：（1）数据清洗（异常值处理、缺失值填补）；（2）特征构建（交互项、植被指数等）；（3）维度评估（PCA、方差膨胀因子）；（4）特征筛选（Boruta、基于SHAP的递归特征消除）；（5）敏感性分析（单变量扰动）。</w:t>
       </w:r>
     </w:p>
     <w:p>
@@ -1720,7 +1718,7 @@
           <w:rFonts w:ascii="宋体" w:hAnsi="宋体" w:eastAsia="宋体"/>
           <w:sz w:val="24"/>
         </w:rPr>
-        <w:t>Feature auditor S1 independently validates R1 output using alternative methods (e.g., mutual information vs. Boruta) and flags discrepancies for discussion before the modeling stage.</w:t>
+        <w:t>特征审计员S1使用替代方法（如互信息法对照Boruta）独立验证R1输出，发现差异提交讨论后再进入建模阶段。</w:t>
       </w:r>
     </w:p>
     <w:p>
@@ -1733,7 +1731,7 @@
           <w:b/>
           <w:sz w:val="26"/>
         </w:rPr>
-        <w:t>5.2 Modeling (Stage R2 + Auditor S2)</w:t>
+        <w:t>5.2 建模（R2阶段 + S2审计）</w:t>
       </w:r>
     </w:p>
     <w:p>
@@ -1746,7 +1744,7 @@
           <w:rFonts w:ascii="宋体" w:hAnsi="宋体" w:eastAsia="宋体"/>
           <w:sz w:val="24"/>
         </w:rPr>
-        <w:t>The modeling pipeline follows a progressive complexity strategy:</w:t>
+        <w:t>建模管线遵循渐进复杂度策略：</w:t>
       </w:r>
     </w:p>
     <w:tbl>
@@ -1786,7 +1784,7 @@
                 <w:color w:val="FFFFFF"/>
                 <w:sz w:val="18"/>
               </w:rPr>
-              <w:t>Step</w:t>
+              <w:t>步骤</w:t>
             </w:r>
           </w:p>
         </w:tc>
@@ -1806,7 +1804,7 @@
                 <w:color w:val="FFFFFF"/>
                 <w:sz w:val="18"/>
               </w:rPr>
-              <w:t>Method</w:t>
+              <w:t>方法</w:t>
             </w:r>
           </w:p>
         </w:tc>
@@ -1826,7 +1824,7 @@
                 <w:color w:val="FFFFFF"/>
                 <w:sz w:val="18"/>
               </w:rPr>
-              <w:t>Purpose</w:t>
+              <w:t>目的</w:t>
             </w:r>
           </w:p>
         </w:tc>
@@ -1846,7 +1844,7 @@
                 <w:color w:val="FFFFFF"/>
                 <w:sz w:val="18"/>
               </w:rPr>
-              <w:t>Expected Output</w:t>
+              <w:t>预期产出</w:t>
             </w:r>
           </w:p>
         </w:tc>
@@ -1866,7 +1864,7 @@
                 <w:b w:val="0"/>
                 <w:sz w:val="18"/>
               </w:rPr>
-              <w:t>1. Baseline</w:t>
+              <w:t>1 基线</w:t>
             </w:r>
           </w:p>
         </w:tc>
@@ -1884,7 +1882,7 @@
                 <w:b w:val="0"/>
                 <w:sz w:val="18"/>
               </w:rPr>
-              <w:t>Multiple Linear Regression</w:t>
+              <w:t>多元线性回归</w:t>
             </w:r>
           </w:p>
         </w:tc>
@@ -1902,7 +1900,7 @@
                 <w:b w:val="0"/>
                 <w:sz w:val="18"/>
               </w:rPr>
-              <w:t>Establish lower performance bound</w:t>
+              <w:t>建立性能下限</w:t>
             </w:r>
           </w:p>
         </w:tc>
@@ -1920,7 +1918,7 @@
                 <w:b w:val="0"/>
                 <w:sz w:val="18"/>
               </w:rPr>
-              <w:t>R², RMSE baseline</w:t>
+              <w:t>R²、RMSE基线值</w:t>
             </w:r>
           </w:p>
         </w:tc>
@@ -1941,7 +1939,7 @@
                 <w:b w:val="0"/>
                 <w:sz w:val="18"/>
               </w:rPr>
-              <w:t>2. Ensemble trees</w:t>
+              <w:t>2 集成树</w:t>
             </w:r>
           </w:p>
         </w:tc>
@@ -1960,7 +1958,7 @@
                 <w:b w:val="0"/>
                 <w:sz w:val="18"/>
               </w:rPr>
-              <w:t>Random Forest (Breiman 2001)</w:t>
+              <w:t>随机森林（Breiman 2001）</w:t>
             </w:r>
           </w:p>
         </w:tc>
@@ -1979,7 +1977,7 @@
                 <w:b w:val="0"/>
                 <w:sz w:val="18"/>
               </w:rPr>
-              <w:t>Robust non-linear baseline</w:t>
+              <w:t>稳健非线性基线</w:t>
             </w:r>
           </w:p>
         </w:tc>
@@ -1998,7 +1996,7 @@
                 <w:b w:val="0"/>
                 <w:sz w:val="18"/>
               </w:rPr>
-              <w:t>Feature importance ranking</w:t>
+              <w:t>特征重要性排序</w:t>
             </w:r>
           </w:p>
         </w:tc>
@@ -2018,7 +2016,7 @@
                 <w:b w:val="0"/>
                 <w:sz w:val="18"/>
               </w:rPr>
-              <w:t>3. Gradient boosting</w:t>
+              <w:t>3 梯度提升</w:t>
             </w:r>
           </w:p>
         </w:tc>
@@ -2036,7 +2034,7 @@
                 <w:b w:val="0"/>
                 <w:sz w:val="18"/>
               </w:rPr>
-              <w:t>XGBoost (Chen &amp; Guestrin 2016)</w:t>
+              <w:t>XGBoost（Chen &amp; Guestrin 2016）</w:t>
             </w:r>
           </w:p>
         </w:tc>
@@ -2054,7 +2052,7 @@
                 <w:b w:val="0"/>
                 <w:sz w:val="18"/>
               </w:rPr>
-              <w:t>State-of-the-art structured data model</w:t>
+              <w:t>结构化数据最优模型</w:t>
             </w:r>
           </w:p>
         </w:tc>
@@ -2072,7 +2070,7 @@
                 <w:b w:val="0"/>
                 <w:sz w:val="18"/>
               </w:rPr>
-              <w:t>Optimized via Optuna</w:t>
+              <w:t>Optuna优化后的最佳参数</w:t>
             </w:r>
           </w:p>
         </w:tc>
@@ -2093,7 +2091,7 @@
                 <w:b w:val="0"/>
                 <w:sz w:val="18"/>
               </w:rPr>
-              <w:t>4. Hyperparameter tuning</w:t>
+              <w:t>4 超参调优</w:t>
             </w:r>
           </w:p>
         </w:tc>
@@ -2112,7 +2110,7 @@
                 <w:b w:val="0"/>
                 <w:sz w:val="18"/>
               </w:rPr>
-              <w:t>Optuna (Akiba et al. 2019)</w:t>
+              <w:t>Optuna（Akiba et al. 2019）</w:t>
             </w:r>
           </w:p>
         </w:tc>
@@ -2131,7 +2129,7 @@
                 <w:b w:val="0"/>
                 <w:sz w:val="18"/>
               </w:rPr>
-              <w:t>Bayesian optimization of XGBoost params</w:t>
+              <w:t>贝叶斯优化XGBoost参数</w:t>
             </w:r>
           </w:p>
         </w:tc>
@@ -2150,7 +2148,7 @@
                 <w:b w:val="0"/>
                 <w:sz w:val="18"/>
               </w:rPr>
-              <w:t>Best trial + param landscape</w:t>
+              <w:t>最优试验+参数空间分布图</w:t>
             </w:r>
           </w:p>
         </w:tc>
@@ -2170,7 +2168,7 @@
                 <w:b w:val="0"/>
                 <w:sz w:val="18"/>
               </w:rPr>
-              <w:t>5. Uncertainty quantification</w:t>
+              <w:t>5 不确定性</w:t>
             </w:r>
           </w:p>
         </w:tc>
@@ -2188,7 +2186,7 @@
                 <w:b w:val="0"/>
                 <w:sz w:val="18"/>
               </w:rPr>
-              <w:t>Quantile Random Forest (Meinshausen 2006)</w:t>
+              <w:t>分位数随机森林（Meinshausen 2006）</w:t>
             </w:r>
           </w:p>
         </w:tc>
@@ -2206,7 +2204,7 @@
                 <w:b w:val="0"/>
                 <w:sz w:val="18"/>
               </w:rPr>
-              <w:t>90% prediction intervals per grid</w:t>
+              <w:t>每网格90%预测区间</w:t>
             </w:r>
           </w:p>
         </w:tc>
@@ -2224,7 +2222,7 @@
                 <w:b w:val="0"/>
                 <w:sz w:val="18"/>
               </w:rPr>
-              <w:t>Spatial uncertainty maps</w:t>
+              <w:t>空间不确定性分布图</w:t>
             </w:r>
           </w:p>
         </w:tc>
@@ -2245,7 +2243,7 @@
                 <w:b w:val="0"/>
                 <w:sz w:val="18"/>
               </w:rPr>
-              <w:t>6. Multi-objective optimization</w:t>
+              <w:t>6 多目标优化</w:t>
             </w:r>
           </w:p>
         </w:tc>
@@ -2283,7 +2281,7 @@
                 <w:b w:val="0"/>
                 <w:sz w:val="18"/>
               </w:rPr>
-              <w:t>Yield–N fertilizer Pareto frontier</w:t>
+              <w:t>产量-施氮量Pareto前沿</w:t>
             </w:r>
           </w:p>
         </w:tc>
@@ -2302,7 +2300,7 @@
                 <w:b w:val="0"/>
                 <w:sz w:val="18"/>
               </w:rPr>
-              <w:t>Optimal management portfolios</w:t>
+              <w:t>最优管理组合方案</w:t>
             </w:r>
           </w:p>
         </w:tc>
@@ -2319,7 +2317,7 @@
           <w:rFonts w:ascii="宋体" w:hAnsi="宋体" w:eastAsia="宋体"/>
           <w:sz w:val="24"/>
         </w:rPr>
-        <w:t>Model validation uses spatial cross-validation (block k-fold, k=5–10) to prevent spatial autocorrelation from inflating performance estimates. Auditor S2 independently tests model robustness via permutation tests, residual spatial autocorrelation analysis (Moran's I), and sensitivity to hyperparameter perturbations.</w:t>
+        <w:t>模型验证采用空间交叉验证（分块k-fold, k=5-10），防止空间自相关虚增性能评估。审计员S2通过置换检验、残差空间自相关分析（Moran's I）和超参扰动敏感性检验独立验证模型稳健性。</w:t>
       </w:r>
     </w:p>
     <w:p>
@@ -2332,7 +2330,7 @@
           <w:b/>
           <w:sz w:val="26"/>
         </w:rPr>
-        <w:t>5.3 Interpretation (Stage R3)</w:t>
+        <w:t>5.3 模型解释（R3阶段）</w:t>
       </w:r>
     </w:p>
     <w:p>
@@ -2345,7 +2343,7 @@
           <w:rFonts w:ascii="宋体" w:hAnsi="宋体" w:eastAsia="宋体"/>
           <w:sz w:val="24"/>
         </w:rPr>
-        <w:t>SHAP (Lundberg &amp; Lee 2017) values decompose each prediction into additive feature contributions. Key analyses include: (1) global feature importance ranking with Bootstrap 95% confidence intervals, (2) SHAP dependence plots for the top 8–10 features, (3) SHAP interaction values to detect non-additive G×E effects, (4) spatial mapping of SHAP values to identify where each environmental factor dominates yield limitation, and (5) construction of an Environmental Effect Similarity Index (EESI) for recommending variety deployment zones.</w:t>
+        <w:t>SHAP值（Lundberg &amp; Lee 2017）将每个预测分解为各特征的加性贡献。核心分析包括：（1）全局特征重要性排序及Bootstrap 95%置信区间；（2）前8-10位特征的SHAP依赖图；（3）SHAP交互值检测非加性G×E效应；（4）SHAP值空间映射，识别各环境因子在何处主导产量限制；（5）构建环境效应相似性指数（EESI），为品种布局推荐提供依据。</w:t>
       </w:r>
     </w:p>
     <w:p>
@@ -2358,7 +2356,7 @@
           <w:b/>
           <w:sz w:val="26"/>
         </w:rPr>
-        <w:t>5.4 Causal Inference (Optional Extension)</w:t>
+        <w:t>5.4 因果推断（可选扩展）</w:t>
       </w:r>
     </w:p>
     <w:p>
@@ -2371,7 +2369,7 @@
           <w:rFonts w:ascii="宋体" w:hAnsi="宋体" w:eastAsia="宋体"/>
           <w:sz w:val="24"/>
         </w:rPr>
-        <w:t>If time permits, the PCMCI algorithm (Runge et al. 2019) will be applied to the environmental fingerprint time series to distinguish direct causal drivers from indirect correlations, strengthening the mechanistic interpretation of SHAP results.</w:t>
+        <w:t>若时间允许，将PCMCI算法（Runge et al. 2019）应用于环境指纹时间序列，区分直接因果驱动与间接相关关系，增强SHAP结果的机制解释力。</w:t>
       </w:r>
     </w:p>
     <w:p>
@@ -2387,7 +2385,7 @@
           <w:b/>
           <w:sz w:val="32"/>
         </w:rPr>
-        <w:t>6 Innovation Points</w:t>
+        <w:t>六、创新点</w:t>
       </w:r>
     </w:p>
     <w:tbl>
@@ -2427,7 +2425,7 @@
                 <w:color w:val="FFFFFF"/>
                 <w:sz w:val="18"/>
               </w:rPr>
-              <w:t>Priority</w:t>
+              <w:t>优先级</w:t>
             </w:r>
           </w:p>
         </w:tc>
@@ -2447,7 +2445,7 @@
                 <w:color w:val="FFFFFF"/>
                 <w:sz w:val="18"/>
               </w:rPr>
-              <w:t>Innovation</w:t>
+              <w:t>创新点</w:t>
             </w:r>
           </w:p>
         </w:tc>
@@ -2467,7 +2465,7 @@
                 <w:color w:val="FFFFFF"/>
                 <w:sz w:val="18"/>
               </w:rPr>
-              <w:t>Novelty</w:t>
+              <w:t>新颖性</w:t>
             </w:r>
           </w:p>
         </w:tc>
@@ -2487,7 +2485,7 @@
                 <w:color w:val="FFFFFF"/>
                 <w:sz w:val="18"/>
               </w:rPr>
-              <w:t>Feasibility</w:t>
+              <w:t>可行性</w:t>
             </w:r>
           </w:p>
         </w:tc>
@@ -2507,7 +2505,7 @@
                 <w:b w:val="0"/>
                 <w:sz w:val="18"/>
               </w:rPr>
-              <w:t>P0</w:t>
+              <w:t>P0 必做</w:t>
             </w:r>
           </w:p>
         </w:tc>
@@ -2525,7 +2523,7 @@
                 <w:b w:val="0"/>
                 <w:sz w:val="18"/>
               </w:rPr>
-              <w:t>Dynamic environmental fingerprints: 73-variable gridded representation replacing traditional few-variable climate summaries</w:t>
+              <w:t>动态环境指纹：73变量全维度网格化表征替代传统少数气候变量</w:t>
             </w:r>
           </w:p>
         </w:tc>
@@ -2543,7 +2541,7 @@
                 <w:b w:val="0"/>
                 <w:sz w:val="18"/>
               </w:rPr>
-              <w:t>First application of full-spectrum environmental fingerprinting at 1-km resolution in North China Plain</w:t>
+              <w:t>华北平原1 km分辨率全谱环境指纹的首次应用</w:t>
             </w:r>
           </w:p>
         </w:tc>
@@ -2561,7 +2559,7 @@
                 <w:b w:val="0"/>
                 <w:sz w:val="18"/>
               </w:rPr>
-              <w:t>Data already compiled</w:t>
+              <w:t>数据已编译完成</w:t>
             </w:r>
           </w:p>
         </w:tc>
@@ -2582,7 +2580,7 @@
                 <w:b w:val="0"/>
                 <w:sz w:val="18"/>
               </w:rPr>
-              <w:t>P0</w:t>
+              <w:t>P0 必做</w:t>
             </w:r>
           </w:p>
         </w:tc>
@@ -2601,7 +2599,7 @@
                 <w:b w:val="0"/>
                 <w:sz w:val="18"/>
               </w:rPr>
-              <w:t>Spatial cross-validation with uncertainty: Block k-fold CV + QRF prediction intervals</w:t>
+              <w:t>空间CV+不确定性：分块k-fold交叉验证+QRF预测区间</w:t>
             </w:r>
           </w:p>
         </w:tc>
@@ -2620,7 +2618,7 @@
                 <w:b w:val="0"/>
                 <w:sz w:val="18"/>
               </w:rPr>
-              <w:t>Addresses spatial autocorrelation inflation (common in agricultural ML) and provides per-grid confidence</w:t>
+              <w:t>针对性解决农业ML中普遍的空间自相关虚增问题，提供逐网格置信度</w:t>
             </w:r>
           </w:p>
         </w:tc>
@@ -2639,7 +2637,7 @@
                 <w:b w:val="0"/>
                 <w:sz w:val="18"/>
               </w:rPr>
-              <w:t>Code available in scikit-learn/scikit-garden</w:t>
+              <w:t>scikit-learn已有现成工具</w:t>
             </w:r>
           </w:p>
         </w:tc>
@@ -2659,7 +2657,7 @@
                 <w:b w:val="0"/>
                 <w:sz w:val="18"/>
               </w:rPr>
-              <w:t>P1</w:t>
+              <w:t>P1 强推</w:t>
             </w:r>
           </w:p>
         </w:tc>
@@ -2677,7 +2675,7 @@
                 <w:b w:val="0"/>
                 <w:sz w:val="18"/>
               </w:rPr>
-              <w:t>SHAP interaction-based G×E×M decomposition with Bootstrap confidence intervals</w:t>
+              <w:t>SHAP交互值G×E×M分解+Bootstrap置信区间</w:t>
             </w:r>
           </w:p>
         </w:tc>
@@ -2695,7 +2693,7 @@
                 <w:b w:val="0"/>
                 <w:sz w:val="18"/>
               </w:rPr>
-              <w:t>Moving SHAP from point estimates to statistical inference; directly interpretable by agronomists</w:t>
+              <w:t>将SHAP从点估计推向统计推断，结果农学家可直接解读</w:t>
             </w:r>
           </w:p>
         </w:tc>
@@ -2713,7 +2711,7 @@
                 <w:b w:val="0"/>
                 <w:sz w:val="18"/>
               </w:rPr>
-              <w:t>Requires R/shapr or Python/shap</w:t>
+              <w:t>Python shap库/R shapr包支持</w:t>
             </w:r>
           </w:p>
         </w:tc>
@@ -2734,7 +2732,7 @@
                 <w:b w:val="0"/>
                 <w:sz w:val="18"/>
               </w:rPr>
-              <w:t>P1</w:t>
+              <w:t>P1 强推</w:t>
             </w:r>
           </w:p>
         </w:tc>
@@ -2753,7 +2751,7 @@
                 <w:b w:val="0"/>
                 <w:sz w:val="18"/>
               </w:rPr>
-              <w:t>Environmental Effect Similarity Index (EESI) for variety recommendation zoning</w:t>
+              <w:t>环境效应相似性指数（EESI）：品种推荐分区</w:t>
             </w:r>
           </w:p>
         </w:tc>
@@ -2772,7 +2770,7 @@
                 <w:b w:val="0"/>
                 <w:sz w:val="18"/>
               </w:rPr>
-              <w:t>Translates black-box model output into actionable agronomic decisions</w:t>
+              <w:t>将黑箱模型输出转化为可操作的农艺决策</w:t>
             </w:r>
           </w:p>
         </w:tc>
@@ -2791,7 +2789,7 @@
                 <w:b w:val="0"/>
                 <w:sz w:val="18"/>
               </w:rPr>
-              <w:t>Concept proven; requires implementation</w:t>
+              <w:t>概念可行，待实现</w:t>
             </w:r>
           </w:p>
         </w:tc>
@@ -2811,7 +2809,7 @@
                 <w:b w:val="0"/>
                 <w:sz w:val="18"/>
               </w:rPr>
-              <w:t>P2</w:t>
+              <w:t>P2 可选</w:t>
             </w:r>
           </w:p>
         </w:tc>
@@ -2829,7 +2827,7 @@
                 <w:b w:val="0"/>
                 <w:sz w:val="18"/>
               </w:rPr>
-              <w:t>Causal structure learning via PCMCI on environmental fingerprint series</w:t>
+              <w:t>PCMCI因果结构学习</w:t>
             </w:r>
           </w:p>
         </w:tc>
@@ -2847,7 +2845,7 @@
                 <w:b w:val="0"/>
                 <w:sz w:val="18"/>
               </w:rPr>
-              <w:t>Quantifies direct vs. indirect environmental effects; rare in agricultural ML</w:t>
+              <w:t>量化环境因子的直接vs间接效应，农业ML中罕见</w:t>
             </w:r>
           </w:p>
         </w:tc>
@@ -2865,7 +2863,7 @@
                 <w:b w:val="0"/>
                 <w:sz w:val="18"/>
               </w:rPr>
-              <w:t>Algorithm available; depends on time availability</w:t>
+              <w:t>算法已公开，取决于时间</w:t>
             </w:r>
           </w:p>
         </w:tc>
@@ -2886,7 +2884,7 @@
                 <w:b w:val="0"/>
                 <w:sz w:val="18"/>
               </w:rPr>
-              <w:t>P2</w:t>
+              <w:t>P2 可选</w:t>
             </w:r>
           </w:p>
         </w:tc>
@@ -2905,7 +2903,7 @@
                 <w:b w:val="0"/>
                 <w:sz w:val="18"/>
               </w:rPr>
-              <w:t>Multi-objective NSGA-II optimization under environmental constraints</w:t>
+              <w:t>NSGA-II多目标优化</w:t>
             </w:r>
           </w:p>
         </w:tc>
@@ -2924,7 +2922,7 @@
                 <w:b w:val="0"/>
                 <w:sz w:val="18"/>
               </w:rPr>
-              <w:t>Grid-level management portfolios balancing yield, N use, and environmental cost</w:t>
+              <w:t>网格级管理方案组合，平衡产量与氮投入</w:t>
             </w:r>
           </w:p>
         </w:tc>
@@ -2943,7 +2941,7 @@
                 <w:b w:val="0"/>
                 <w:sz w:val="18"/>
               </w:rPr>
-              <w:t>pymoo/deap libraries available</w:t>
+              <w:t>pymoo/deap库支持</w:t>
             </w:r>
           </w:p>
         </w:tc>
@@ -2963,7 +2961,7 @@
           <w:b/>
           <w:sz w:val="32"/>
         </w:rPr>
-        <w:t>7 Team Structure &amp; Workflow</w:t>
+        <w:t>七、团队架构与工作流</w:t>
       </w:r>
     </w:p>
     <w:p>
@@ -2976,7 +2974,7 @@
           <w:rFonts w:ascii="宋体" w:hAnsi="宋体" w:eastAsia="宋体"/>
           <w:sz w:val="24"/>
         </w:rPr>
-        <w:t>The project adopts a dual-track validation architecture (3R + 5S, v4). Three primary roles (R1–R3) execute the core pipeline; two audit roles (S1–S2) independently verify each stage; one writing role (S4) operates throughout; and two visualization roles (S5–S6) produce all figures. Every primary output is cross-validated by its auditor before advancing to the next stage.</w:t>
+        <w:t>项目采用双轨验证架构（3R+5S，v4定稿）。三条主线角色（R1-R3）执行核心管线；两条审计角色（S1-S2）独立验证各阶段；一项写作角色（S4）贯穿始终；两项可视化角色（S5-S6）负责全部图表。每个主线产出均经审计交叉验证后方可进入下一阶段。</w:t>
       </w:r>
     </w:p>
     <w:tbl>
@@ -3016,7 +3014,7 @@
                 <w:color w:val="FFFFFF"/>
                 <w:sz w:val="18"/>
               </w:rPr>
-              <w:t>Code</w:t>
+              <w:t>代号</w:t>
             </w:r>
           </w:p>
         </w:tc>
@@ -3036,7 +3034,7 @@
                 <w:color w:val="FFFFFF"/>
                 <w:sz w:val="18"/>
               </w:rPr>
-              <w:t>Role</w:t>
+              <w:t>角色</w:t>
             </w:r>
           </w:p>
         </w:tc>
@@ -3056,7 +3054,7 @@
                 <w:color w:val="FFFFFF"/>
                 <w:sz w:val="18"/>
               </w:rPr>
-              <w:t>Responsibility</w:t>
+              <w:t>职责</w:t>
             </w:r>
           </w:p>
         </w:tc>
@@ -3076,7 +3074,7 @@
                 <w:color w:val="FFFFFF"/>
                 <w:sz w:val="18"/>
               </w:rPr>
-              <w:t>Key Deliverable</w:t>
+              <w:t>核心交付物</w:t>
             </w:r>
           </w:p>
         </w:tc>
@@ -3114,7 +3112,7 @@
                 <w:b w:val="0"/>
                 <w:sz w:val="18"/>
               </w:rPr>
-              <w:t>Feature Engineering Architect</w:t>
+              <w:t>特征工程架构师</w:t>
             </w:r>
           </w:p>
         </w:tc>
@@ -3132,7 +3130,7 @@
                 <w:b w:val="0"/>
                 <w:sz w:val="18"/>
               </w:rPr>
-              <w:t>Clean → Construct → Reduce → Select features</w:t>
+              <w:t>数据清洗→特征构建→降维→筛选</w:t>
             </w:r>
           </w:p>
         </w:tc>
@@ -3150,7 +3148,7 @@
                 <w:b w:val="0"/>
                 <w:sz w:val="18"/>
               </w:rPr>
-              <w:t>Final feature matrix (234 × k)</w:t>
+              <w:t>最终特征矩阵（234×k）</w:t>
             </w:r>
           </w:p>
         </w:tc>
@@ -3190,7 +3188,7 @@
                 <w:b w:val="0"/>
                 <w:sz w:val="18"/>
               </w:rPr>
-              <w:t>Feature Auditor</w:t>
+              <w:t>特征审计员</w:t>
             </w:r>
           </w:p>
         </w:tc>
@@ -3209,7 +3207,7 @@
                 <w:b w:val="0"/>
                 <w:sz w:val="18"/>
               </w:rPr>
-              <w:t>Independently verify R1 with alternative methods</w:t>
+              <w:t>使用替代方法独立验证R1输出</w:t>
             </w:r>
           </w:p>
         </w:tc>
@@ -3228,7 +3226,7 @@
                 <w:b w:val="0"/>
                 <w:sz w:val="18"/>
               </w:rPr>
-              <w:t>Audit report + approved feature set</w:t>
+              <w:t>审计报告+核准特征集</w:t>
             </w:r>
           </w:p>
         </w:tc>
@@ -3266,7 +3264,7 @@
                 <w:b w:val="0"/>
                 <w:sz w:val="18"/>
               </w:rPr>
-              <w:t>Modeling &amp; Optimization Engineer</w:t>
+              <w:t>建模与优化工程师</w:t>
             </w:r>
           </w:p>
         </w:tc>
@@ -3284,7 +3282,7 @@
                 <w:b w:val="0"/>
                 <w:sz w:val="18"/>
               </w:rPr>
-              <w:t>Baseline → Ensemble → XGBoost → QRF → NSGA-II</w:t>
+              <w:t>基线模型→集成→XGBoost→QRF→NSGA-II</w:t>
             </w:r>
           </w:p>
         </w:tc>
@@ -3302,7 +3300,7 @@
                 <w:b w:val="0"/>
                 <w:sz w:val="18"/>
               </w:rPr>
-              <w:t>Trained models + predictions + Pareto fronts</w:t>
+              <w:t>训练模型+预测结果+Pareto前沿</w:t>
             </w:r>
           </w:p>
         </w:tc>
@@ -3342,7 +3340,7 @@
                 <w:b w:val="0"/>
                 <w:sz w:val="18"/>
               </w:rPr>
-              <w:t>Model Validator</w:t>
+              <w:t>模型验证员</w:t>
             </w:r>
           </w:p>
         </w:tc>
@@ -3361,7 +3359,7 @@
                 <w:b w:val="0"/>
                 <w:sz w:val="18"/>
               </w:rPr>
-              <w:t>Spatial CV + permutation tests + Moran's I audit</w:t>
+              <w:t>空间CV+置换检验+Moran's I审计</w:t>
             </w:r>
           </w:p>
         </w:tc>
@@ -3380,7 +3378,7 @@
                 <w:b w:val="0"/>
                 <w:sz w:val="18"/>
               </w:rPr>
-              <w:t>Validation report + approved models</w:t>
+              <w:t>验证报告+核准模型</w:t>
             </w:r>
           </w:p>
         </w:tc>
@@ -3418,7 +3416,7 @@
                 <w:b w:val="0"/>
                 <w:sz w:val="18"/>
               </w:rPr>
-              <w:t>SHAP Interpretation Engineer</w:t>
+              <w:t>SHAP解释工程师</w:t>
             </w:r>
           </w:p>
         </w:tc>
@@ -3436,7 +3434,7 @@
                 <w:b w:val="0"/>
                 <w:sz w:val="18"/>
               </w:rPr>
-              <w:t>SHAP analysis + Bootstrap CI + EESI construction</w:t>
+              <w:t>SHAP分析+Bootstrap置信区间+EESI构建</w:t>
             </w:r>
           </w:p>
         </w:tc>
@@ -3454,7 +3452,7 @@
                 <w:b w:val="0"/>
                 <w:sz w:val="18"/>
               </w:rPr>
-              <w:t>SHAP package + interpretation report</w:t>
+              <w:t>SHAP分析包+解读报告</w:t>
             </w:r>
           </w:p>
         </w:tc>
@@ -3494,7 +3492,7 @@
                 <w:b w:val="0"/>
                 <w:sz w:val="18"/>
               </w:rPr>
-              <w:t>Manuscript Writer</w:t>
+              <w:t>论文撰写</w:t>
             </w:r>
           </w:p>
         </w:tc>
@@ -3513,7 +3511,7 @@
                 <w:b w:val="0"/>
                 <w:sz w:val="18"/>
               </w:rPr>
-              <w:t>Draft paper throughout pipeline (continuous)</w:t>
+              <w:t>全程同步撰写（持续产出）</w:t>
             </w:r>
           </w:p>
         </w:tc>
@@ -3532,7 +3530,7 @@
                 <w:b w:val="0"/>
                 <w:sz w:val="18"/>
               </w:rPr>
-              <w:t>Manuscript draft (target: JIA)</w:t>
+              <w:t>论文初稿（目标期刊：JIA）</w:t>
             </w:r>
           </w:p>
         </w:tc>
@@ -3570,7 +3568,7 @@
                 <w:b w:val="0"/>
                 <w:sz w:val="18"/>
               </w:rPr>
-              <w:t>Figure Designer (Main)</w:t>
+              <w:t>主体图设计师</w:t>
             </w:r>
           </w:p>
         </w:tc>
@@ -3588,7 +3586,7 @@
                 <w:b w:val="0"/>
                 <w:sz w:val="18"/>
               </w:rPr>
-              <w:t>Design and produce Fig 1–7 (600 DPI TIFF)</w:t>
+              <w:t>Fig 1-7全流程制作（600 DPI TIFF）</w:t>
             </w:r>
           </w:p>
         </w:tc>
@@ -3606,7 +3604,7 @@
                 <w:b w:val="0"/>
                 <w:sz w:val="18"/>
               </w:rPr>
-              <w:t>7 main-text figures</w:t>
+              <w:t>7张正文图表</w:t>
             </w:r>
           </w:p>
         </w:tc>
@@ -3646,7 +3644,7 @@
                 <w:b w:val="0"/>
                 <w:sz w:val="18"/>
               </w:rPr>
-              <w:t>Figure Designer (Supp) + Style Manager</w:t>
+              <w:t>附录图设计师+规范管理</w:t>
             </w:r>
           </w:p>
         </w:tc>
@@ -3665,7 +3663,7 @@
                 <w:b w:val="0"/>
                 <w:sz w:val="18"/>
               </w:rPr>
-              <w:t>Design Fig S1–S12 (300 DPI PNG); maintain matplotlib style</w:t>
+              <w:t>Fig S1-S12制作（300 DPI PNG）；维护风格表</w:t>
             </w:r>
           </w:p>
         </w:tc>
@@ -3684,7 +3682,7 @@
                 <w:b w:val="0"/>
                 <w:sz w:val="18"/>
               </w:rPr>
-              <w:t>12 supplementary figures + .mplstyle</w:t>
+              <w:t>12张附图+matplotlib风格文件</w:t>
             </w:r>
           </w:p>
         </w:tc>
@@ -3701,7 +3699,7 @@
           <w:rFonts w:ascii="宋体" w:hAnsi="宋体" w:eastAsia="宋体"/>
           <w:sz w:val="24"/>
         </w:rPr>
-        <w:t>Estimated timeline: 17 working days (~3.5 calendar weeks), with a buffer for iteration and advisor review.</w:t>
+        <w:t>预计工期：17个工作日（约3.5个自然周），含迭代与导师审阅缓冲。</w:t>
       </w:r>
     </w:p>
     <w:p>
@@ -3714,7 +3712,7 @@
           <w:b/>
           <w:sz w:val="26"/>
         </w:rPr>
-        <w:t>7.1 Data Flow</w:t>
+        <w:t>7.1 数据流</w:t>
       </w:r>
     </w:p>
     <w:p>
@@ -3727,7 +3725,7 @@
           <w:rFonts w:ascii="宋体" w:hAnsi="宋体" w:eastAsia="宋体"/>
           <w:sz w:val="24"/>
         </w:rPr>
-        <w:t>All source data reside in Data/ (WorldClim, SoilGrids, SRTM, Variety, Management). Feature engineering scripts in src/r1_feature_engineering/ read from Data/ and write intermediate outputs to Outputs/intermediate/. Modeling scripts in src/r2_modeling/ read the engineered feature matrix, train models, and save .pkl files to Outputs/models/. Interpretation scripts in src/r3_shap_interpretation/ load models and produce SHAP outputs. All figures are generated under Outputs/figures/ (main/ for S5, supp/ for S6) using the shared matplotlib style sheet at config/style_2026sp.mplstyle.</w:t>
+        <w:t>源数据位于Data/目录（WorldClim、SoilGrids、SRTM、Variety、Management）。特征工程脚本在src/r1_feature_engineering/中运行，读取Data/数据并将中间产出写入Outputs/intermediate/。建模脚本在src/r2_modeling/中读取特征矩阵，训练模型并保存.pkl文件至Outputs/models/。解释脚本在src/r3_shap_interpretation/中加载模型并输出SHAP结果。全项目图表统一使用config/style_2026sp.mplstyle风格文件，主体图输出至Outputs/figures/main/（S5），附录图输出至Outputs/figures/supp/（S6）。</w:t>
       </w:r>
     </w:p>
     <w:p>
@@ -3743,7 +3741,7 @@
           <w:b/>
           <w:sz w:val="32"/>
         </w:rPr>
-        <w:t>8 Expected Outcomes</w:t>
+        <w:t>八、预期成果</w:t>
       </w:r>
     </w:p>
     <w:p>
@@ -3756,7 +3754,7 @@
           <w:b/>
           <w:sz w:val="26"/>
         </w:rPr>
-        <w:t>8.1 Scientific Outputs</w:t>
+        <w:t>8.1 学术产出</w:t>
       </w:r>
     </w:p>
     <w:p>
@@ -3769,7 +3767,7 @@
           <w:rFonts w:ascii="宋体" w:hAnsi="宋体" w:eastAsia="宋体"/>
           <w:sz w:val="24"/>
         </w:rPr>
-        <w:t>One peer-reviewed manuscript targeting Journal of Integrative Agriculture (JIA, IF ~4.0), with Agronomy-Basel or PeerJ as fallback venues.</w:t>
+        <w:t>一篇同行评审论文，目标期刊Journal of Integrative Agriculture（JIA，IF约4.0），备选Agronomy-Basel或PeerJ。</w:t>
       </w:r>
     </w:p>
     <w:p>
@@ -3782,7 +3780,7 @@
           <w:rFonts w:ascii="宋体" w:hAnsi="宋体" w:eastAsia="宋体"/>
           <w:sz w:val="24"/>
         </w:rPr>
-        <w:t>A validated, interpretable ML framework for gridded yield prediction and management optimization applicable to other regions.</w:t>
+        <w:t>一个经过验证的、可解释的网格化产量预测与管理优化ML框架，可推广至其他区域。</w:t>
       </w:r>
     </w:p>
     <w:p>
@@ -3795,7 +3793,7 @@
           <w:rFonts w:ascii="宋体" w:hAnsi="宋体" w:eastAsia="宋体"/>
           <w:sz w:val="24"/>
         </w:rPr>
-        <w:t>An open-source codebase (GitHub: github.com/DearDragon233/2026-SP) containing all analysis scripts, organized by role module.</w:t>
+        <w:t>开源代码库（GitHub: github.com/DearDragon233/2026-SP），按角色模块组织全部分析脚本。</w:t>
       </w:r>
     </w:p>
     <w:p>
@@ -3808,7 +3806,7 @@
           <w:b/>
           <w:sz w:val="26"/>
         </w:rPr>
-        <w:t>8.2 Figures (19 total)</w:t>
+        <w:t>8.2 图表产出（共19张）</w:t>
       </w:r>
     </w:p>
     <w:tbl>
@@ -3848,7 +3846,7 @@
                 <w:color w:val="FFFFFF"/>
                 <w:sz w:val="18"/>
               </w:rPr>
-              <w:t>Figure</w:t>
+              <w:t>编号</w:t>
             </w:r>
           </w:p>
         </w:tc>
@@ -3868,7 +3866,7 @@
                 <w:color w:val="FFFFFF"/>
                 <w:sz w:val="18"/>
               </w:rPr>
-              <w:t>Content</w:t>
+              <w:t>内容</w:t>
             </w:r>
           </w:p>
         </w:tc>
@@ -3888,7 +3886,7 @@
                 <w:color w:val="FFFFFF"/>
                 <w:sz w:val="18"/>
               </w:rPr>
-              <w:t>Type</w:t>
+              <w:t>类型</w:t>
             </w:r>
           </w:p>
         </w:tc>
@@ -3908,7 +3906,7 @@
                 <w:color w:val="FFFFFF"/>
                 <w:sz w:val="18"/>
               </w:rPr>
-              <w:t>Producer</w:t>
+              <w:t>制作</w:t>
             </w:r>
           </w:p>
         </w:tc>
@@ -3946,7 +3944,7 @@
                 <w:b w:val="0"/>
                 <w:sz w:val="18"/>
               </w:rPr>
-              <w:t>Study area + environmental fingerprint design schematic</w:t>
+              <w:t>研究区域总览+环境指纹设计示意图</w:t>
             </w:r>
           </w:p>
         </w:tc>
@@ -3964,7 +3962,7 @@
                 <w:b w:val="0"/>
                 <w:sz w:val="18"/>
               </w:rPr>
-              <w:t>Overview</w:t>
+              <w:t>总览</w:t>
             </w:r>
           </w:p>
         </w:tc>
@@ -4022,7 +4020,7 @@
                 <w:b w:val="0"/>
                 <w:sz w:val="18"/>
               </w:rPr>
-              <w:t>Feature importance ranking with Bootstrap 95% CI</w:t>
+              <w:t>特征重要性排序+Bootstrap 95%置信区间</w:t>
             </w:r>
           </w:p>
         </w:tc>
@@ -4041,7 +4039,7 @@
                 <w:b w:val="0"/>
                 <w:sz w:val="18"/>
               </w:rPr>
-              <w:t>Methods/Results</w:t>
+              <w:t>方法/结果</w:t>
             </w:r>
           </w:p>
         </w:tc>
@@ -4098,7 +4096,7 @@
                 <w:b w:val="0"/>
                 <w:sz w:val="18"/>
               </w:rPr>
-              <w:t>Model performance comparison (5 models, spatial CV)</w:t>
+              <w:t>模型性能对比（5种模型，空间CV）</w:t>
             </w:r>
           </w:p>
         </w:tc>
@@ -4116,7 +4114,7 @@
                 <w:b w:val="0"/>
                 <w:sz w:val="18"/>
               </w:rPr>
-              <w:t>Results</w:t>
+              <w:t>结果</w:t>
             </w:r>
           </w:p>
         </w:tc>
@@ -4174,7 +4172,7 @@
                 <w:b w:val="0"/>
                 <w:sz w:val="18"/>
               </w:rPr>
-              <w:t>Spatial yield prediction maps with QRF uncertainty</w:t>
+              <w:t>空间产量预测图+QRF不确定性分布</w:t>
             </w:r>
           </w:p>
         </w:tc>
@@ -4193,7 +4191,7 @@
                 <w:b w:val="0"/>
                 <w:sz w:val="18"/>
               </w:rPr>
-              <w:t>Results</w:t>
+              <w:t>结果</w:t>
             </w:r>
           </w:p>
         </w:tc>
@@ -4250,7 +4248,7 @@
                 <w:b w:val="0"/>
                 <w:sz w:val="18"/>
               </w:rPr>
-              <w:t>SHAP summary + dependence plots (top 8 features)</w:t>
+              <w:t>SHAP摘要+前8位特征依赖图</w:t>
             </w:r>
           </w:p>
         </w:tc>
@@ -4268,7 +4266,7 @@
                 <w:b w:val="0"/>
                 <w:sz w:val="18"/>
               </w:rPr>
-              <w:t>Results</w:t>
+              <w:t>结果</w:t>
             </w:r>
           </w:p>
         </w:tc>
@@ -4326,7 +4324,7 @@
                 <w:b w:val="0"/>
                 <w:sz w:val="18"/>
               </w:rPr>
-              <w:t>SHAP interaction heatmap + G×E effect decomposition</w:t>
+              <w:t>SHAP交互热力图+G×E效应分解</w:t>
             </w:r>
           </w:p>
         </w:tc>
@@ -4345,7 +4343,7 @@
                 <w:b w:val="0"/>
                 <w:sz w:val="18"/>
               </w:rPr>
-              <w:t>Results</w:t>
+              <w:t>结果</w:t>
             </w:r>
           </w:p>
         </w:tc>
@@ -4402,7 +4400,7 @@
                 <w:b w:val="0"/>
                 <w:sz w:val="18"/>
               </w:rPr>
-              <w:t>NSGA-II Pareto frontier + optimized management portfolios</w:t>
+              <w:t>NSGA-II Pareto前沿+优化管理方案组合</w:t>
             </w:r>
           </w:p>
         </w:tc>
@@ -4420,7 +4418,7 @@
                 <w:b w:val="0"/>
                 <w:sz w:val="18"/>
               </w:rPr>
-              <w:t>Results</w:t>
+              <w:t>结果</w:t>
             </w:r>
           </w:p>
         </w:tc>
@@ -4459,7 +4457,7 @@
                 <w:b w:val="0"/>
                 <w:sz w:val="18"/>
               </w:rPr>
-              <w:t>Fig S1–S12</w:t>
+              <w:t>Fig S1-S12</w:t>
             </w:r>
           </w:p>
         </w:tc>
@@ -4478,7 +4476,7 @@
                 <w:b w:val="0"/>
                 <w:sz w:val="18"/>
               </w:rPr>
-              <w:t>Data diagnostics, sensitivity analyses, supplementary maps</w:t>
+              <w:t>数据诊断、敏感性分析、补充地图等</w:t>
             </w:r>
           </w:p>
         </w:tc>
@@ -4497,7 +4495,7 @@
                 <w:b w:val="0"/>
                 <w:sz w:val="18"/>
               </w:rPr>
-              <w:t>Supplementary</w:t>
+              <w:t>附录</w:t>
             </w:r>
           </w:p>
         </w:tc>
@@ -4533,7 +4531,7 @@
           <w:b/>
           <w:sz w:val="26"/>
         </w:rPr>
-        <w:t>8.3 Data Products</w:t>
+        <w:t>8.3 数据产品</w:t>
       </w:r>
     </w:p>
     <w:p>
@@ -4546,7 +4544,7 @@
           <w:rFonts w:ascii="宋体" w:hAnsi="宋体" w:eastAsia="宋体"/>
           <w:sz w:val="24"/>
         </w:rPr>
-        <w:t>Cleaned environmental fingerprint matrix (234 grids × k features), publicly archived with DOI upon publication.</w:t>
+        <w:t>清洗后的环境指纹矩阵（234网格×k特征），发表时附带DOI公开存档。</w:t>
       </w:r>
     </w:p>
     <w:p>
@@ -4559,7 +4557,7 @@
           <w:rFonts w:ascii="宋体" w:hAnsi="宋体" w:eastAsia="宋体"/>
           <w:sz w:val="24"/>
         </w:rPr>
-        <w:t>Extracted Xiao et al. (2024) management data in CSV format for Python users (original .rds file retained).</w:t>
+        <w:t>从Xiao et al.(2024)提取的管理数据CSV格式（便利Python用户，保留原始.rds文件）。</w:t>
       </w:r>
     </w:p>
     <w:p>
@@ -4572,7 +4570,7 @@
           <w:rFonts w:ascii="宋体" w:hAnsi="宋体" w:eastAsia="宋体"/>
           <w:sz w:val="24"/>
         </w:rPr>
-        <w:t>Trained model checkpoints (.pkl) for reproducibility.</w:t>
+        <w:t>训练模型checkpoint文件（.pkl），确保结果可复现。</w:t>
       </w:r>
     </w:p>
     <w:p>
@@ -4588,7 +4586,7 @@
           <w:b/>
           <w:sz w:val="32"/>
         </w:rPr>
-        <w:t>9 Key References</w:t>
+        <w:t>九、核心参考文献</w:t>
       </w:r>
     </w:p>
     <w:p>
@@ -4601,7 +4599,7 @@
           <w:rFonts w:ascii="宋体" w:hAnsi="宋体" w:eastAsia="宋体"/>
           <w:sz w:val="24"/>
         </w:rPr>
-        <w:t>The full reference guide (34 papers with detailed reading notes) is available in ManageFiles/26SP_参考文献精读与使用指南.pdf. Ten OA papers have been downloaded to Paper/. Core methodological references:</w:t>
+        <w:t>全文精读指南（34篇文献，含详细阅读笔记）见ManageFiles/26SP_参考文献精读与使用指南.pdf。10篇OA论文PDF已下载至Paper/文件夹。核心方法学文献如下：</w:t>
       </w:r>
     </w:p>
     <w:p>
@@ -4614,7 +4612,7 @@
           <w:rFonts w:ascii="宋体" w:hAnsi="宋体" w:eastAsia="宋体"/>
           <w:sz w:val="24"/>
         </w:rPr>
-        <w:t>Chen T, Guestrin C. 2016. XGBoost: A scalable tree boosting system. Proceedings of KDD 2016. arXiv:1603.02754.</w:t>
+        <w:t>陈天奇, Guestrin C. 2016. XGBoost: 可扩展的树提升系统. KDD 2016. arXiv:1603.02754.</w:t>
       </w:r>
     </w:p>
     <w:p>
@@ -4627,7 +4625,7 @@
           <w:rFonts w:ascii="宋体" w:hAnsi="宋体" w:eastAsia="宋体"/>
           <w:sz w:val="24"/>
         </w:rPr>
-        <w:t>Lundberg SM, Lee SI. 2017. A unified approach to interpreting model predictions. NeurIPS 2017. arXiv:1705.07874.</w:t>
+        <w:t>Lundberg SM, Lee SI. 2017. 模型预测的统一解释方法. NeurIPS 2017. arXiv:1705.07874.</w:t>
       </w:r>
     </w:p>
     <w:p>
@@ -4640,7 +4638,7 @@
           <w:rFonts w:ascii="宋体" w:hAnsi="宋体" w:eastAsia="宋体"/>
           <w:sz w:val="24"/>
         </w:rPr>
-        <w:t>Breiman L. 2001. Random forests. Machine Learning 45(1):5–32.</w:t>
+        <w:t>Breiman L. 2001. 随机森林. Machine Learning 45(1):5-32.</w:t>
       </w:r>
     </w:p>
     <w:p>
@@ -4653,7 +4651,7 @@
           <w:rFonts w:ascii="宋体" w:hAnsi="宋体" w:eastAsia="宋体"/>
           <w:sz w:val="24"/>
         </w:rPr>
-        <w:t>Meinshausen N. 2006. Quantile regression forests. Journal of Machine Learning Research 7:983–999.</w:t>
+        <w:t>Meinshausen N. 2006. 分位数回归森林. Journal of Machine Learning Research 7:983-999.</w:t>
       </w:r>
     </w:p>
     <w:p>
@@ -4666,7 +4664,7 @@
           <w:rFonts w:ascii="宋体" w:hAnsi="宋体" w:eastAsia="宋体"/>
           <w:sz w:val="24"/>
         </w:rPr>
-        <w:t>Shahhosseini M et al. 2021. Coupling machine learning and crop modeling. Agricultural and Forest Meteorology 307:108486.</w:t>
+        <w:t>Shahhosseini M等. 2021. 机器学习与作物模型耦合. Agricultural and Forest Meteorology 307:108486.</w:t>
       </w:r>
     </w:p>
     <w:p>
@@ -4679,7 +4677,7 @@
           <w:rFonts w:ascii="宋体" w:hAnsi="宋体" w:eastAsia="宋体"/>
           <w:sz w:val="24"/>
         </w:rPr>
-        <w:t>Xiao L et al. 2024. Spatiotemporal co-optimization of agricultural management practices. Nature Food 5:59–71. [Data: Figshare, CC BY 4.0]</w:t>
+        <w:t>Xiao L等. 2024. 农业管理措施的时空协同优化. Nature Food 5:59-71. [数据: Figshare, CC BY 4.0]</w:t>
       </w:r>
     </w:p>
     <w:p>
@@ -4692,7 +4690,7 @@
           <w:rFonts w:ascii="宋体" w:hAnsi="宋体" w:eastAsia="宋体"/>
           <w:sz w:val="24"/>
         </w:rPr>
-        <w:t>Bai S et al. 2024. Environmental fingerprints for crop yield prediction. Nature Food 5:148–159.</w:t>
+        <w:t>Bai S等. 2024. 作物产量预测的环境指纹方法. Nature Food 5:148-159.</w:t>
       </w:r>
     </w:p>
     <w:p>
@@ -4705,7 +4703,7 @@
           <w:rFonts w:ascii="宋体" w:hAnsi="宋体" w:eastAsia="宋体"/>
           <w:sz w:val="24"/>
         </w:rPr>
-        <w:t>Runge J et al. 2019. Detecting and quantifying causal associations. Science Advances 5:eaau4996.</w:t>
+        <w:t>Runge J等. 2019. 大规模时间序列因果关联的检测与量化. Science Advances 5:eaau4996.</w:t>
       </w:r>
     </w:p>
     <w:p>
@@ -4718,7 +4716,20 @@
           <w:rFonts w:ascii="宋体" w:hAnsi="宋体" w:eastAsia="宋体"/>
           <w:sz w:val="24"/>
         </w:rPr>
-        <w:t>Akiba T et al. 2019. Optuna: A next-generation hyperparameter optimization framework. KDD 2019. arXiv:1907.10902.</w:t>
+        <w:t>Akiba T等. 2019. Optuna: 新一代超参数优化框架. KDD 2019. arXiv:1907.10902.</w:t>
+      </w:r>
+    </w:p>
+    <w:p>
+      <w:pPr>
+        <w:spacing w:line="360" w:lineRule="auto"/>
+        <w:ind w:firstLine="480"/>
+      </w:pPr>
+      <w:r>
+        <w:rPr>
+          <w:rFonts w:ascii="宋体" w:hAnsi="宋体" w:eastAsia="宋体"/>
+          <w:sz w:val="24"/>
+        </w:rPr>
+        <w:t>何中虎等. 2010. 中麦175高产高效广适特性解析. 中国农业科学 43(3):459-467.</w:t>
       </w:r>
     </w:p>
     <w:p>
@@ -4734,7 +4745,7 @@
           <w:b/>
           <w:sz w:val="32"/>
         </w:rPr>
-        <w:t>10 Current Status &amp; Next Steps</w:t>
+        <w:t>十、当前状态与下一步</w:t>
       </w:r>
     </w:p>
     <w:tbl>
@@ -4772,7 +4783,7 @@
                 <w:color w:val="FFFFFF"/>
                 <w:sz w:val="18"/>
               </w:rPr>
-              <w:t>Item</w:t>
+              <w:t>事项</w:t>
             </w:r>
           </w:p>
         </w:tc>
@@ -4792,7 +4803,7 @@
                 <w:color w:val="FFFFFF"/>
                 <w:sz w:val="18"/>
               </w:rPr>
-              <w:t>Status</w:t>
+              <w:t>状态</w:t>
             </w:r>
           </w:p>
         </w:tc>
@@ -4812,7 +4823,7 @@
                 <w:b w:val="0"/>
                 <w:sz w:val="18"/>
               </w:rPr>
-              <w:t>Environmental fingerprint CSV (234 × 73)</w:t>
+              <w:t>环境指纹CSV（234×73）</w:t>
             </w:r>
           </w:p>
         </w:tc>
@@ -4830,7 +4841,7 @@
                 <w:b w:val="0"/>
                 <w:sz w:val="18"/>
               </w:rPr>
-              <w:t>Complete</w:t>
+              <w:t>已就绪</w:t>
             </w:r>
           </w:p>
         </w:tc>
@@ -4851,7 +4862,7 @@
                 <w:b w:val="0"/>
                 <w:sz w:val="18"/>
               </w:rPr>
-              <w:t>Variety trait data (8 wheat + 8 maize)</w:t>
+              <w:t>品种性状数据（8小麦+8玉米）</w:t>
             </w:r>
           </w:p>
         </w:tc>
@@ -4870,7 +4881,7 @@
                 <w:b w:val="0"/>
                 <w:sz w:val="18"/>
               </w:rPr>
-              <w:t>Complete</w:t>
+              <w:t>已就绪</w:t>
             </w:r>
           </w:p>
         </w:tc>
@@ -4890,7 +4901,7 @@
                 <w:b w:val="0"/>
                 <w:sz w:val="18"/>
               </w:rPr>
-              <w:t>Management scenarios (14 self-designed + Xiao 2024 public data)</w:t>
+              <w:t>管理情景（14自主+Xiao 2024公开数据）</w:t>
             </w:r>
           </w:p>
         </w:tc>
@@ -4908,7 +4919,7 @@
                 <w:b w:val="0"/>
                 <w:sz w:val="18"/>
               </w:rPr>
-              <w:t>Complete</w:t>
+              <w:t>已就绪</w:t>
             </w:r>
           </w:p>
         </w:tc>
@@ -4929,7 +4940,7 @@
                 <w:b w:val="0"/>
                 <w:sz w:val="18"/>
               </w:rPr>
-              <w:t>Reference paper PDFs (10 OA papers, 17 MB)</w:t>
+              <w:t>参考文献PDF（10篇OA论文，17 MB）</w:t>
             </w:r>
           </w:p>
         </w:tc>
@@ -4948,7 +4959,7 @@
                 <w:b w:val="0"/>
                 <w:sz w:val="18"/>
               </w:rPr>
-              <w:t>Complete</w:t>
+              <w:t>已就绪</w:t>
             </w:r>
           </w:p>
         </w:tc>
@@ -4968,7 +4979,7 @@
                 <w:b w:val="0"/>
                 <w:sz w:val="18"/>
               </w:rPr>
-              <w:t>Project management documentation (9 PDFs + 2 MDs)</w:t>
+              <w:t>项目管理文档（9 PDF+2 MD）</w:t>
             </w:r>
           </w:p>
         </w:tc>
@@ -4986,7 +4997,7 @@
                 <w:b w:val="0"/>
                 <w:sz w:val="18"/>
               </w:rPr>
-              <w:t>Complete</w:t>
+              <w:t>已就绪</w:t>
             </w:r>
           </w:p>
         </w:tc>
@@ -5007,7 +5018,7 @@
                 <w:b w:val="0"/>
                 <w:sz w:val="18"/>
               </w:rPr>
-              <w:t>GitHub repository structure (src/ modules, Outputs/ subdirectories)</w:t>
+              <w:t>GitHub仓库结构（src/模块化+Outputs/子文件夹）</w:t>
             </w:r>
           </w:p>
         </w:tc>
@@ -5026,7 +5037,7 @@
                 <w:b w:val="0"/>
                 <w:sz w:val="18"/>
               </w:rPr>
-              <w:t>Complete</w:t>
+              <w:t>已就绪</w:t>
             </w:r>
           </w:p>
         </w:tc>
@@ -5046,7 +5057,7 @@
                 <w:b w:val="0"/>
                 <w:sz w:val="18"/>
               </w:rPr>
-              <w:t>R1: Feature engineering</w:t>
+              <w:t>R1：特征工程</w:t>
             </w:r>
           </w:p>
         </w:tc>
@@ -5064,7 +5075,7 @@
                 <w:b w:val="0"/>
                 <w:sz w:val="18"/>
               </w:rPr>
-              <w:t>Pending</w:t>
+              <w:t>待启动</w:t>
             </w:r>
           </w:p>
         </w:tc>
@@ -5085,7 +5096,7 @@
                 <w:b w:val="0"/>
                 <w:sz w:val="18"/>
               </w:rPr>
-              <w:t>S1: Feature audit (parallel with R1)</w:t>
+              <w:t>S1：特征审计（与R1并行）</w:t>
             </w:r>
           </w:p>
         </w:tc>
@@ -5104,7 +5115,7 @@
                 <w:b w:val="0"/>
                 <w:sz w:val="18"/>
               </w:rPr>
-              <w:t>Pending</w:t>
+              <w:t>待启动</w:t>
             </w:r>
           </w:p>
         </w:tc>
@@ -5124,7 +5135,7 @@
                 <w:b w:val="0"/>
                 <w:sz w:val="18"/>
               </w:rPr>
-              <w:t>R2: Modeling pipeline</w:t>
+              <w:t>R2：建模管线</w:t>
             </w:r>
           </w:p>
         </w:tc>
@@ -5142,7 +5153,7 @@
                 <w:b w:val="0"/>
                 <w:sz w:val="18"/>
               </w:rPr>
-              <w:t>Pending</w:t>
+              <w:t>待启动</w:t>
             </w:r>
           </w:p>
         </w:tc>
@@ -5163,7 +5174,7 @@
                 <w:b w:val="0"/>
                 <w:sz w:val="18"/>
               </w:rPr>
-              <w:t>S5/S6: Figure production</w:t>
+              <w:t>S5/S6：图表制作</w:t>
             </w:r>
           </w:p>
         </w:tc>
@@ -5182,7 +5193,7 @@
                 <w:b w:val="0"/>
                 <w:sz w:val="18"/>
               </w:rPr>
-              <w:t>Pending (can start early)</w:t>
+              <w:t>待启动（可提前）</w:t>
             </w:r>
           </w:p>
         </w:tc>
